--- a/output/Modelos_logit/intensidad_PACES_2019_interaccion.docx
+++ b/output/Modelos_logit/intensidad_PACES_2019_interaccion.docx
@@ -10,7 +10,7 @@
       </w:tblPr>
       <w:tblGrid>
         <w:gridCol w:w="1181"/>
-        <w:gridCol w:w="2783"/>
+        <w:gridCol w:w="3321"/>
         <w:gridCol w:w="1547"/>
         <w:gridCol w:w="2195"/>
         <w:gridCol w:w="2195"/>
@@ -574,7 +574,7 @@
                 <w:szCs w:val="22"/>
                 <w:color w:val="000000"/>
               </w:rPr>
-              <w:t xml:space="preserve">clima_aula_escuela</w:t>
+              <w:t xml:space="preserve">clima_aula_escuela_gmc</w:t>
             </w:r>
           </w:p>
         </w:tc>
@@ -684,7 +684,7 @@
                 <w:szCs w:val="22"/>
                 <w:color w:val="000000"/>
               </w:rPr>
-              <w:t xml:space="preserve">16.1</w:t>
+              <w:t xml:space="preserve">16.2</w:t>
             </w:r>
           </w:p>
         </w:tc>
@@ -794,7 +794,7 @@
                 <w:szCs w:val="22"/>
                 <w:color w:val="000000"/>
               </w:rPr>
-              <w:t xml:space="preserve">24.9</w:t>
+              <w:t xml:space="preserve">24.8</w:t>
             </w:r>
           </w:p>
         </w:tc>
@@ -1019,7 +1019,7 @@
                 <w:szCs w:val="22"/>
                 <w:color w:val="000000"/>
               </w:rPr>
-              <w:t xml:space="preserve">clima_aula_escuela</w:t>
+              <w:t xml:space="preserve">clima_aula_escuela_gmc</w:t>
             </w:r>
           </w:p>
         </w:tc>
@@ -1294,7 +1294,7 @@
                 <w:szCs w:val="22"/>
                 <w:color w:val="000000"/>
               </w:rPr>
-              <w:t xml:space="preserve">35.0</w:t>
+              <w:t xml:space="preserve">34.9</w:t>
             </w:r>
           </w:p>
         </w:tc>
@@ -1349,7 +1349,7 @@
                 <w:szCs w:val="22"/>
                 <w:color w:val="000000"/>
               </w:rPr>
-              <w:t xml:space="preserve">38.4</w:t>
+              <w:t xml:space="preserve">38.3</w:t>
             </w:r>
           </w:p>
         </w:tc>
@@ -1464,7 +1464,7 @@
                 <w:szCs w:val="22"/>
                 <w:color w:val="000000"/>
               </w:rPr>
-              <w:t xml:space="preserve">tasa_voto_escuela</w:t>
+              <w:t xml:space="preserve">tasa_voto_escuela_gmc</w:t>
             </w:r>
           </w:p>
         </w:tc>
@@ -1629,7 +1629,7 @@
                 <w:szCs w:val="22"/>
                 <w:color w:val="000000"/>
               </w:rPr>
-              <w:t xml:space="preserve">10.8</w:t>
+              <w:t xml:space="preserve">10.7</w:t>
             </w:r>
           </w:p>
         </w:tc>
@@ -1684,7 +1684,7 @@
                 <w:szCs w:val="22"/>
                 <w:color w:val="000000"/>
               </w:rPr>
-              <w:t xml:space="preserve">-13.1</w:t>
+              <w:t xml:space="preserve">-13.2</w:t>
             </w:r>
           </w:p>
         </w:tc>
@@ -1909,7 +1909,7 @@
                 <w:szCs w:val="22"/>
                 <w:color w:val="000000"/>
               </w:rPr>
-              <w:t xml:space="preserve">tasa_voto_escuela</w:t>
+              <w:t xml:space="preserve">tasa_voto_escuela_gmc</w:t>
             </w:r>
           </w:p>
         </w:tc>
@@ -2129,7 +2129,7 @@
                 <w:szCs w:val="22"/>
                 <w:color w:val="000000"/>
               </w:rPr>
-              <w:t xml:space="preserve">9.7</w:t>
+              <w:t xml:space="preserve">9.6</w:t>
             </w:r>
           </w:p>
         </w:tc>
@@ -2184,7 +2184,7 @@
                 <w:szCs w:val="22"/>
                 <w:color w:val="000000"/>
               </w:rPr>
-              <w:t xml:space="preserve">11.5</w:t>
+              <w:t xml:space="preserve">11.6</w:t>
             </w:r>
           </w:p>
         </w:tc>
@@ -2354,7 +2354,7 @@
                 <w:szCs w:val="22"/>
                 <w:color w:val="000000"/>
               </w:rPr>
-              <w:t xml:space="preserve">tasa_asamblea_escuela</w:t>
+              <w:t xml:space="preserve">tasa_asamblea_escuela_gmc</w:t>
             </w:r>
           </w:p>
         </w:tc>
@@ -2519,7 +2519,7 @@
                 <w:szCs w:val="22"/>
                 <w:color w:val="000000"/>
               </w:rPr>
-              <w:t xml:space="preserve">-16.7</w:t>
+              <w:t xml:space="preserve">-16.6</w:t>
             </w:r>
           </w:p>
         </w:tc>
@@ -2574,7 +2574,7 @@
                 <w:szCs w:val="22"/>
                 <w:color w:val="000000"/>
               </w:rPr>
-              <w:t xml:space="preserve">-1.9</w:t>
+              <w:t xml:space="preserve">-1.8</w:t>
             </w:r>
           </w:p>
         </w:tc>
@@ -2799,7 +2799,7 @@
                 <w:szCs w:val="22"/>
                 <w:color w:val="000000"/>
               </w:rPr>
-              <w:t xml:space="preserve">tasa_asamblea_escuela</w:t>
+              <w:t xml:space="preserve">tasa_asamblea_escuela_gmc</w:t>
             </w:r>
           </w:p>
         </w:tc>
@@ -3019,7 +3019,7 @@
                 <w:szCs w:val="22"/>
                 <w:color w:val="000000"/>
               </w:rPr>
-              <w:t xml:space="preserve">-15.7</w:t>
+              <w:t xml:space="preserve">-15.5</w:t>
             </w:r>
           </w:p>
         </w:tc>
@@ -3129,7 +3129,7 @@
                 <w:szCs w:val="22"/>
                 <w:color w:val="000000"/>
               </w:rPr>
-              <w:t xml:space="preserve">-27.7</w:t>
+              <w:t xml:space="preserve">-27.5</w:t>
             </w:r>
           </w:p>
         </w:tc>

--- a/output/Modelos_logit/intensidad_PACES_2019_interaccion.docx
+++ b/output/Modelos_logit/intensidad_PACES_2019_interaccion.docx
@@ -1574,7 +1574,7 @@
                 <w:szCs w:val="22"/>
                 <w:color w:val="000000"/>
               </w:rPr>
-              <w:t xml:space="preserve">23.9</w:t>
+              <w:t xml:space="preserve">24.0</w:t>
             </w:r>
           </w:p>
         </w:tc>
@@ -1684,7 +1684,7 @@
                 <w:szCs w:val="22"/>
                 <w:color w:val="000000"/>
               </w:rPr>
-              <w:t xml:space="preserve">-13.2</w:t>
+              <w:t xml:space="preserve">-13.3</w:t>
             </w:r>
           </w:p>
         </w:tc>
@@ -2129,7 +2129,7 @@
                 <w:szCs w:val="22"/>
                 <w:color w:val="000000"/>
               </w:rPr>
-              <w:t xml:space="preserve">9.6</w:t>
+              <w:t xml:space="preserve">9.7</w:t>
             </w:r>
           </w:p>
         </w:tc>
@@ -2184,7 +2184,7 @@
                 <w:szCs w:val="22"/>
                 <w:color w:val="000000"/>
               </w:rPr>
-              <w:t xml:space="preserve">11.6</w:t>
+              <w:t xml:space="preserve">11.5</w:t>
             </w:r>
           </w:p>
         </w:tc>
@@ -3019,7 +3019,7 @@
                 <w:szCs w:val="22"/>
                 <w:color w:val="000000"/>
               </w:rPr>
-              <w:t xml:space="preserve">-15.5</w:t>
+              <w:t xml:space="preserve">-15.4</w:t>
             </w:r>
           </w:p>
         </w:tc>
@@ -3074,7 +3074,7 @@
                 <w:szCs w:val="22"/>
                 <w:color w:val="000000"/>
               </w:rPr>
-              <w:t xml:space="preserve">-12.0</w:t>
+              <w:t xml:space="preserve">-12.1</w:t>
             </w:r>
           </w:p>
         </w:tc>
@@ -3354,7 +3354,7 @@
                 <w:szCs w:val="22"/>
                 <w:color w:val="000000"/>
               </w:rPr>
-              <w:t xml:space="preserve">42.7</w:t>
+              <w:t xml:space="preserve">42.8</w:t>
             </w:r>
           </w:p>
         </w:tc>
@@ -3464,7 +3464,7 @@
                 <w:szCs w:val="22"/>
                 <w:color w:val="000000"/>
               </w:rPr>
-              <w:t xml:space="preserve">-22.4</w:t>
+              <w:t xml:space="preserve">-22.5</w:t>
             </w:r>
           </w:p>
         </w:tc>
@@ -3909,7 +3909,7 @@
                 <w:szCs w:val="22"/>
                 <w:color w:val="000000"/>
               </w:rPr>
-              <w:t xml:space="preserve">-2.5</w:t>
+              <w:t xml:space="preserve">-2.6</w:t>
             </w:r>
           </w:p>
         </w:tc>
@@ -3964,7 +3964,7 @@
                 <w:szCs w:val="22"/>
                 <w:color w:val="000000"/>
               </w:rPr>
-              <w:t xml:space="preserve">28.7</w:t>
+              <w:t xml:space="preserve">28.8</w:t>
             </w:r>
           </w:p>
         </w:tc>
@@ -4799,7 +4799,7 @@
                 <w:szCs w:val="22"/>
                 <w:color w:val="000000"/>
               </w:rPr>
-              <w:t xml:space="preserve">12.4</w:t>
+              <w:t xml:space="preserve">12.2</w:t>
             </w:r>
           </w:p>
         </w:tc>
@@ -4854,7 +4854,7 @@
                 <w:szCs w:val="22"/>
                 <w:color w:val="000000"/>
               </w:rPr>
-              <w:t xml:space="preserve">9.5</w:t>
+              <w:t xml:space="preserve">9.4</w:t>
             </w:r>
           </w:p>
         </w:tc>
@@ -4909,7 +4909,7 @@
                 <w:szCs w:val="22"/>
                 <w:color w:val="000000"/>
               </w:rPr>
-              <w:t xml:space="preserve">21.9</w:t>
+              <w:t xml:space="preserve">21.6</w:t>
             </w:r>
           </w:p>
         </w:tc>
@@ -5689,7 +5689,7 @@
                 <w:szCs w:val="22"/>
                 <w:color w:val="000000"/>
               </w:rPr>
-              <w:t xml:space="preserve">6.0</w:t>
+              <w:t xml:space="preserve">5.9</w:t>
             </w:r>
           </w:p>
         </w:tc>
@@ -5744,7 +5744,7 @@
                 <w:szCs w:val="22"/>
                 <w:color w:val="000000"/>
               </w:rPr>
-              <w:t xml:space="preserve">-4.4</w:t>
+              <w:t xml:space="preserve">-4.3</w:t>
             </w:r>
           </w:p>
         </w:tc>

--- a/output/Modelos_logit/intensidad_PACES_2019_interaccion.docx
+++ b/output/Modelos_logit/intensidad_PACES_2019_interaccion.docx
@@ -684,7 +684,7 @@
                 <w:szCs w:val="22"/>
                 <w:color w:val="000000"/>
               </w:rPr>
-              <w:t xml:space="preserve">16.2</w:t>
+              <w:t xml:space="preserve">18.2</w:t>
             </w:r>
           </w:p>
         </w:tc>
@@ -739,7 +739,7 @@
                 <w:szCs w:val="22"/>
                 <w:color w:val="000000"/>
               </w:rPr>
-              <w:t xml:space="preserve">41.0</w:t>
+              <w:t xml:space="preserve">43.3</w:t>
             </w:r>
           </w:p>
         </w:tc>
@@ -794,7 +794,7 @@
                 <w:szCs w:val="22"/>
                 <w:color w:val="000000"/>
               </w:rPr>
-              <w:t xml:space="preserve">24.8</w:t>
+              <w:t xml:space="preserve">25.1</w:t>
             </w:r>
           </w:p>
         </w:tc>
@@ -1239,7 +1239,7 @@
                 <w:szCs w:val="22"/>
                 <w:color w:val="000000"/>
               </w:rPr>
-              <w:t xml:space="preserve">3.4</w:t>
+              <w:t xml:space="preserve">7.3</w:t>
             </w:r>
           </w:p>
         </w:tc>
@@ -1294,7 +1294,7 @@
                 <w:szCs w:val="22"/>
                 <w:color w:val="000000"/>
               </w:rPr>
-              <w:t xml:space="preserve">34.9</w:t>
+              <w:t xml:space="preserve">35.8</w:t>
             </w:r>
           </w:p>
         </w:tc>
@@ -1349,7 +1349,7 @@
                 <w:szCs w:val="22"/>
                 <w:color w:val="000000"/>
               </w:rPr>
-              <w:t xml:space="preserve">38.3</w:t>
+              <w:t xml:space="preserve">43.1</w:t>
             </w:r>
           </w:p>
         </w:tc>
@@ -1574,7 +1574,7 @@
                 <w:szCs w:val="22"/>
                 <w:color w:val="000000"/>
               </w:rPr>
-              <w:t xml:space="preserve">24.0</w:t>
+              <w:t xml:space="preserve">31.2</w:t>
             </w:r>
           </w:p>
         </w:tc>
@@ -1629,7 +1629,7 @@
                 <w:szCs w:val="22"/>
                 <w:color w:val="000000"/>
               </w:rPr>
-              <w:t xml:space="preserve">10.7</w:t>
+              <w:t xml:space="preserve">13.5</w:t>
             </w:r>
           </w:p>
         </w:tc>
@@ -1684,7 +1684,7 @@
                 <w:szCs w:val="22"/>
                 <w:color w:val="000000"/>
               </w:rPr>
-              <w:t xml:space="preserve">-13.3</w:t>
+              <w:t xml:space="preserve">-17.7</w:t>
             </w:r>
           </w:p>
         </w:tc>
@@ -2129,7 +2129,7 @@
                 <w:szCs w:val="22"/>
                 <w:color w:val="000000"/>
               </w:rPr>
-              <w:t xml:space="preserve">9.7</w:t>
+              <w:t xml:space="preserve">10.3</w:t>
             </w:r>
           </w:p>
         </w:tc>
@@ -2184,7 +2184,7 @@
                 <w:szCs w:val="22"/>
                 <w:color w:val="000000"/>
               </w:rPr>
-              <w:t xml:space="preserve">11.5</w:t>
+              <w:t xml:space="preserve">15.1</w:t>
             </w:r>
           </w:p>
         </w:tc>
@@ -2239,7 +2239,7 @@
                 <w:szCs w:val="22"/>
                 <w:color w:val="000000"/>
               </w:rPr>
-              <w:t xml:space="preserve">21.2</w:t>
+              <w:t xml:space="preserve">25.4</w:t>
             </w:r>
           </w:p>
         </w:tc>
@@ -2464,7 +2464,7 @@
                 <w:szCs w:val="22"/>
                 <w:color w:val="000000"/>
               </w:rPr>
-              <w:t xml:space="preserve">-14.8</w:t>
+              <w:t xml:space="preserve">-13.3</w:t>
             </w:r>
           </w:p>
         </w:tc>
@@ -2519,7 +2519,7 @@
                 <w:szCs w:val="22"/>
                 <w:color w:val="000000"/>
               </w:rPr>
-              <w:t xml:space="preserve">-16.6</w:t>
+              <w:t xml:space="preserve">-18.1</w:t>
             </w:r>
           </w:p>
         </w:tc>
@@ -2574,7 +2574,7 @@
                 <w:szCs w:val="22"/>
                 <w:color w:val="000000"/>
               </w:rPr>
-              <w:t xml:space="preserve">-1.8</w:t>
+              <w:t xml:space="preserve">-4.8</w:t>
             </w:r>
           </w:p>
         </w:tc>
@@ -3019,7 +3019,7 @@
                 <w:szCs w:val="22"/>
                 <w:color w:val="000000"/>
               </w:rPr>
-              <w:t xml:space="preserve">-15.4</w:t>
+              <w:t xml:space="preserve">-17.9</w:t>
             </w:r>
           </w:p>
         </w:tc>
@@ -3074,7 +3074,7 @@
                 <w:szCs w:val="22"/>
                 <w:color w:val="000000"/>
               </w:rPr>
-              <w:t xml:space="preserve">-12.1</w:t>
+              <w:t xml:space="preserve">-12.7</w:t>
             </w:r>
           </w:p>
         </w:tc>
@@ -3129,7 +3129,7 @@
                 <w:szCs w:val="22"/>
                 <w:color w:val="000000"/>
               </w:rPr>
-              <w:t xml:space="preserve">-27.5</w:t>
+              <w:t xml:space="preserve">-30.6</w:t>
             </w:r>
           </w:p>
         </w:tc>
@@ -3354,7 +3354,7 @@
                 <w:szCs w:val="22"/>
                 <w:color w:val="000000"/>
               </w:rPr>
-              <w:t xml:space="preserve">42.8</w:t>
+              <w:t xml:space="preserve">39.2</w:t>
             </w:r>
           </w:p>
         </w:tc>
@@ -3409,7 +3409,7 @@
                 <w:szCs w:val="22"/>
                 <w:color w:val="000000"/>
               </w:rPr>
-              <w:t xml:space="preserve">20.3</w:t>
+              <w:t xml:space="preserve">20.0</w:t>
             </w:r>
           </w:p>
         </w:tc>
@@ -3464,7 +3464,7 @@
                 <w:szCs w:val="22"/>
                 <w:color w:val="000000"/>
               </w:rPr>
-              <w:t xml:space="preserve">-22.5</w:t>
+              <w:t xml:space="preserve">-19.2</w:t>
             </w:r>
           </w:p>
         </w:tc>
@@ -3909,7 +3909,7 @@
                 <w:szCs w:val="22"/>
                 <w:color w:val="000000"/>
               </w:rPr>
-              <w:t xml:space="preserve">-2.6</w:t>
+              <w:t xml:space="preserve">-0.4</w:t>
             </w:r>
           </w:p>
         </w:tc>
@@ -3964,7 +3964,7 @@
                 <w:szCs w:val="22"/>
                 <w:color w:val="000000"/>
               </w:rPr>
-              <w:t xml:space="preserve">28.8</w:t>
+              <w:t xml:space="preserve">26.7</w:t>
             </w:r>
           </w:p>
         </w:tc>
@@ -4019,7 +4019,7 @@
                 <w:szCs w:val="22"/>
                 <w:color w:val="000000"/>
               </w:rPr>
-              <w:t xml:space="preserve">26.2</w:t>
+              <w:t xml:space="preserve">26.3</w:t>
             </w:r>
           </w:p>
         </w:tc>
@@ -4244,7 +4244,7 @@
                 <w:szCs w:val="22"/>
                 <w:color w:val="000000"/>
               </w:rPr>
-              <w:t xml:space="preserve">6.0</w:t>
+              <w:t xml:space="preserve">5.0</w:t>
             </w:r>
           </w:p>
         </w:tc>
@@ -4299,7 +4299,7 @@
                 <w:szCs w:val="22"/>
                 <w:color w:val="000000"/>
               </w:rPr>
-              <w:t xml:space="preserve">17.1</w:t>
+              <w:t xml:space="preserve">15.8</w:t>
             </w:r>
           </w:p>
         </w:tc>
@@ -4354,7 +4354,7 @@
                 <w:szCs w:val="22"/>
                 <w:color w:val="000000"/>
               </w:rPr>
-              <w:t xml:space="preserve">11.1</w:t>
+              <w:t xml:space="preserve">10.8</w:t>
             </w:r>
           </w:p>
         </w:tc>
@@ -4799,7 +4799,7 @@
                 <w:szCs w:val="22"/>
                 <w:color w:val="000000"/>
               </w:rPr>
-              <w:t xml:space="preserve">12.2</w:t>
+              <w:t xml:space="preserve">15.1</w:t>
             </w:r>
           </w:p>
         </w:tc>
@@ -4854,7 +4854,7 @@
                 <w:szCs w:val="22"/>
                 <w:color w:val="000000"/>
               </w:rPr>
-              <w:t xml:space="preserve">9.4</w:t>
+              <w:t xml:space="preserve">7.1</w:t>
             </w:r>
           </w:p>
         </w:tc>
@@ -4909,7 +4909,7 @@
                 <w:szCs w:val="22"/>
                 <w:color w:val="000000"/>
               </w:rPr>
-              <w:t xml:space="preserve">21.6</w:t>
+              <w:t xml:space="preserve">22.2</w:t>
             </w:r>
           </w:p>
         </w:tc>
@@ -5134,7 +5134,7 @@
                 <w:szCs w:val="22"/>
                 <w:color w:val="000000"/>
               </w:rPr>
-              <w:t xml:space="preserve">11.5</w:t>
+              <w:t xml:space="preserve">10.2</w:t>
             </w:r>
           </w:p>
         </w:tc>
@@ -5189,7 +5189,7 @@
                 <w:szCs w:val="22"/>
                 <w:color w:val="000000"/>
               </w:rPr>
-              <w:t xml:space="preserve">-3.9</w:t>
+              <w:t xml:space="preserve">-4.1</w:t>
             </w:r>
           </w:p>
         </w:tc>
@@ -5244,7 +5244,7 @@
                 <w:szCs w:val="22"/>
                 <w:color w:val="000000"/>
               </w:rPr>
-              <w:t xml:space="preserve">-15.4</w:t>
+              <w:t xml:space="preserve">-14.3</w:t>
             </w:r>
           </w:p>
         </w:tc>
@@ -5689,7 +5689,7 @@
                 <w:szCs w:val="22"/>
                 <w:color w:val="000000"/>
               </w:rPr>
-              <w:t xml:space="preserve">5.9</w:t>
+              <w:t xml:space="preserve">6.4</w:t>
             </w:r>
           </w:p>
         </w:tc>
@@ -5744,7 +5744,7 @@
                 <w:szCs w:val="22"/>
                 <w:color w:val="000000"/>
               </w:rPr>
-              <w:t xml:space="preserve">-4.3</w:t>
+              <w:t xml:space="preserve">-4.8</w:t>
             </w:r>
           </w:p>
         </w:tc>
